--- a/Doc1.docx
+++ b/Doc1.docx
@@ -24808,11 +24808,6 @@
     <w:p>
       <w:pPr>
         <w:rPr>
-          <w:b/>
-          <w:bCs/>
-          <w:i/>
-          <w:iCs/>
-          <w:color w:val="EE0000"/>
           <w:u w:val="single"/>
           <w:lang w:val="en-US"/>
         </w:rPr>
@@ -24845,22 +24840,12 @@
       </w:r>
       <w:r>
         <w:rPr>
-          <w:b/>
-          <w:bCs/>
-          <w:i/>
-          <w:iCs/>
-          <w:color w:val="EE0000"/>
           <w:u w:val="single"/>
         </w:rPr>
         <w:t>ЭТАП</w:t>
       </w:r>
       <w:r>
         <w:rPr>
-          <w:b/>
-          <w:bCs/>
-          <w:i/>
-          <w:iCs/>
-          <w:color w:val="EE0000"/>
           <w:u w:val="single"/>
           <w:lang w:val="en-US"/>
         </w:rPr>
@@ -31119,7 +31104,17 @@
           <w:bCs/>
           <w:lang w:val="en-US"/>
         </w:rPr>
-        <w:t xml:space="preserve"> Current User</w:t>
+        <w:t xml:space="preserve"> </w:t>
+      </w:r>
+      <w:r>
+        <w:rPr>
+          <w:b/>
+          <w:bCs/>
+          <w:i/>
+          <w:iCs/>
+          <w:lang w:val="en-US"/>
+        </w:rPr>
+        <w:t>Current User</w:t>
       </w:r>
     </w:p>
     <w:p>
@@ -34011,7 +34006,14 @@
           <w:b/>
           <w:bCs/>
         </w:rPr>
-        <w:t xml:space="preserve"> Почему </w:t>
+        <w:t xml:space="preserve"> </w:t>
+      </w:r>
+      <w:r>
+        <w:rPr>
+          <w:b/>
+          <w:bCs/>
+        </w:rPr>
+        <w:t xml:space="preserve">Почему </w:t>
       </w:r>
       <w:proofErr w:type="spellStart"/>
       <w:r>
@@ -34045,6 +34047,11 @@
       </w:r>
     </w:p>
     <w:p>
+      <w:pPr>
+        <w:rPr>
+          <w:lang w:val="en-US"/>
+        </w:rPr>
+      </w:pPr>
       <w:r>
         <w:t>Сегодня iPhone = $1000</w:t>
       </w:r>
@@ -36878,6 +36885,17 @@
         <w:rPr>
           <w:b/>
           <w:bCs/>
+          <w:color w:val="EE0000"/>
+          <w14:shadow w14:blurRad="0" w14:dist="38100" w14:dir="2700000" w14:sx="100000" w14:sy="100000" w14:kx="0" w14:ky="0" w14:algn="tl">
+            <w14:schemeClr w14:val="accent2"/>
+          </w14:shadow>
+          <w14:textOutline w14:w="6604" w14:cap="flat" w14:cmpd="sng" w14:algn="ctr">
+            <w14:solidFill>
+              <w14:schemeClr w14:val="accent2"/>
+            </w14:solidFill>
+            <w14:prstDash w14:val="solid"/>
+            <w14:round/>
+          </w14:textOutline>
         </w:rPr>
       </w:pPr>
       <w:r>
@@ -36885,6 +36903,17 @@
           <w:rFonts w:ascii="Segoe UI Emoji" w:hAnsi="Segoe UI Emoji" w:cs="Segoe UI Emoji"/>
           <w:b/>
           <w:bCs/>
+          <w:color w:val="EE0000"/>
+          <w14:shadow w14:blurRad="0" w14:dist="38100" w14:dir="2700000" w14:sx="100000" w14:sy="100000" w14:kx="0" w14:ky="0" w14:algn="tl">
+            <w14:schemeClr w14:val="accent2"/>
+          </w14:shadow>
+          <w14:textOutline w14:w="6604" w14:cap="flat" w14:cmpd="sng" w14:algn="ctr">
+            <w14:solidFill>
+              <w14:schemeClr w14:val="accent2"/>
+            </w14:solidFill>
+            <w14:prstDash w14:val="solid"/>
+            <w14:round/>
+          </w14:textOutline>
         </w:rPr>
         <w:t>🚀</w:t>
       </w:r>
@@ -36892,6 +36921,17 @@
         <w:rPr>
           <w:b/>
           <w:bCs/>
+          <w:color w:val="EE0000"/>
+          <w14:shadow w14:blurRad="0" w14:dist="38100" w14:dir="2700000" w14:sx="100000" w14:sy="100000" w14:kx="0" w14:ky="0" w14:algn="tl">
+            <w14:schemeClr w14:val="accent2"/>
+          </w14:shadow>
+          <w14:textOutline w14:w="6604" w14:cap="flat" w14:cmpd="sng" w14:algn="ctr">
+            <w14:solidFill>
+              <w14:schemeClr w14:val="accent2"/>
+            </w14:solidFill>
+            <w14:prstDash w14:val="solid"/>
+            <w14:round/>
+          </w14:textOutline>
         </w:rPr>
         <w:t xml:space="preserve"> ЭТАП 7. ПРОВЕРКА</w:t>
       </w:r>
@@ -38706,7 +38746,7 @@
       <w:r>
         <w:t xml:space="preserve">Создай аккаунт в </w:t>
       </w:r>
-      <w:hyperlink r:id="rId5" w:tgtFrame="_new" w:history="1">
+      <w:hyperlink r:id="rId6" w:tgtFrame="_new" w:history="1">
         <w:proofErr w:type="spellStart"/>
         <w:r>
           <w:rPr>
@@ -42288,7 +42328,7 @@
       </w:r>
     </w:p>
     <w:p>
-      <w:hyperlink r:id="rId6" w:tgtFrame="_new" w:history="1">
+      <w:hyperlink r:id="rId7" w:tgtFrame="_new" w:history="1">
         <w:proofErr w:type="spellStart"/>
         <w:r>
           <w:rPr>
@@ -63869,4 +63909,16 @@
     </a:ext>
   </a:extLst>
 </a:theme>
+</file>
+
+<file path=customXml/item1.xml><?xml version="1.0" encoding="utf-8"?>
+<b:Sources xmlns:b="http://schemas.openxmlformats.org/officeDocument/2006/bibliography" xmlns="http://schemas.openxmlformats.org/officeDocument/2006/bibliography" SelectedStyle="\APASixthEditionOfficeOnline.xsl" StyleName="APA" Version="6"/>
+</file>
+
+<file path=customXml/itemProps1.xml><?xml version="1.0" encoding="utf-8"?>
+<ds:datastoreItem xmlns:ds="http://schemas.openxmlformats.org/officeDocument/2006/customXml" ds:itemID="{D59857C9-5F66-4707-829D-861F466E100C}">
+  <ds:schemaRefs>
+    <ds:schemaRef ds:uri="http://schemas.openxmlformats.org/officeDocument/2006/bibliography"/>
+  </ds:schemaRefs>
+</ds:datastoreItem>
 </file>